--- a/sharepoint-html-kit/appreciation/3-A-FAIRE.docx
+++ b/sharepoint-html-kit/appreciation/3-A-FAIRE.docx
@@ -285,13 +285,13 @@
               <w:rPr>
                 <w:rStyle w:val="VerbatimChar"/>
               </w:rPr>
-              <w:t xml:space="preserve">appreciation-cadres-v3.6.html</w:t>
+              <w:t xml:space="preserve">appreciation-cadres-v3.7.html</w:t>
             </w:r>
             <w:r>
               <w:t xml:space="preserve"> </w:t>
             </w:r>
             <w:r>
-              <w:t xml:space="preserve">; supprimer les v3.3, v3.4 et v3.5</w:t>
+              <w:t xml:space="preserve">; supprimer les v3.3 à v3.6</w:t>
             </w:r>
           </w:p>
         </w:tc>

--- a/sharepoint-html-kit/appreciation/3-A-FAIRE.docx
+++ b/sharepoint-html-kit/appreciation/3-A-FAIRE.docx
@@ -16,7 +16,7 @@
         <w:pStyle w:val="FirstParagraph"/>
       </w:pPr>
       <w:r>
-        <w:t xml:space="preserve">Mis à jour le 19 octobre 2026.</w:t>
+        <w:t xml:space="preserve">Mis à jour le 20 octobre 2026.</w:t>
       </w:r>
     </w:p>
     <w:tbl>
@@ -216,6 +216,72 @@
               <w:jc w:val="left"/>
             </w:pPr>
             <w:r>
+              <w:t xml:space="preserve">Ajouter la colonne</w:t>
+            </w:r>
+            <w:r>
+              <w:t xml:space="preserve"> </w:t>
+            </w:r>
+            <w:r>
+              <w:rPr>
+                <w:bCs/>
+                <w:b/>
+              </w:rPr>
+              <w:t xml:space="preserve">Contenu</w:t>
+            </w:r>
+            <w:r>
+              <w:t xml:space="preserve"> </w:t>
+            </w:r>
+            <w:r>
+              <w:t xml:space="preserve">(texte brut) à Depot_Appreciations</w:t>
+            </w:r>
+          </w:p>
+        </w:tc>
+        <w:tc>
+          <w:tcPr/>
+          <w:p>
+            <w:pPr>
+              <w:pStyle w:val="Compact"/>
+              <w:jc w:val="left"/>
+            </w:pPr>
+            <w:r>
+              <w:t xml:space="preserve">Guide d’installation, section 2</w:t>
+            </w:r>
+          </w:p>
+        </w:tc>
+        <w:tc>
+          <w:tcPr/>
+          <w:p>
+            <w:pPr>
+              <w:pStyle w:val="Compact"/>
+              <w:jc w:val="left"/>
+            </w:pPr>
+            <w:r>
+              <w:t xml:space="preserve">⬜</w:t>
+            </w:r>
+          </w:p>
+        </w:tc>
+      </w:tr>
+      <w:tr>
+        <w:tc>
+          <w:tcPr/>
+          <w:p>
+            <w:pPr>
+              <w:pStyle w:val="Compact"/>
+              <w:jc w:val="left"/>
+            </w:pPr>
+            <w:r>
+              <w:t xml:space="preserve">3 b</w:t>
+            </w:r>
+          </w:p>
+        </w:tc>
+        <w:tc>
+          <w:tcPr/>
+          <w:p>
+            <w:pPr>
+              <w:pStyle w:val="Compact"/>
+              <w:jc w:val="left"/>
+            </w:pPr>
+            <w:r>
               <w:t xml:space="preserve">Créer la bibliothèque</w:t>
             </w:r>
             <w:r>
@@ -285,13 +351,13 @@
               <w:rPr>
                 <w:rStyle w:val="VerbatimChar"/>
               </w:rPr>
-              <w:t xml:space="preserve">appreciation-cadres-v3.7.html</w:t>
+              <w:t xml:space="preserve">appreciation-cadres-v3.8.html</w:t>
             </w:r>
             <w:r>
               <w:t xml:space="preserve"> </w:t>
             </w:r>
             <w:r>
-              <w:t xml:space="preserve">; supprimer les v3.3 à v3.6</w:t>
+              <w:t xml:space="preserve">; supprimer les v3.3 à v3.7</w:t>
             </w:r>
           </w:p>
         </w:tc>
@@ -341,7 +407,7 @@
               <w:jc w:val="left"/>
             </w:pPr>
             <w:r>
-              <w:t xml:space="preserve">Faire le test de 15 minutes</w:t>
+              <w:t xml:space="preserve">Faire les tests</w:t>
             </w:r>
             <w:r>
               <w:t xml:space="preserve"> </w:t>
@@ -352,6 +418,28 @@
                 <w:b/>
               </w:rPr>
               <w:t xml:space="preserve">sur le poste</w:t>
+            </w:r>
+            <w:r>
+              <w:t xml:space="preserve"> </w:t>
+            </w:r>
+            <w:r>
+              <w:t xml:space="preserve">et</w:t>
+            </w:r>
+            <w:r>
+              <w:t xml:space="preserve"> </w:t>
+            </w:r>
+            <w:r>
+              <w:rPr>
+                <w:bCs/>
+                <w:b/>
+              </w:rPr>
+              <w:t xml:space="preserve">dans SharePoint</w:t>
+            </w:r>
+            <w:r>
+              <w:t xml:space="preserve"> </w:t>
+            </w:r>
+            <w:r>
+              <w:t xml:space="preserve">(S1 à S7)</w:t>
             </w:r>
           </w:p>
         </w:tc>

--- a/sharepoint-html-kit/appreciation/3-A-FAIRE.docx
+++ b/sharepoint-html-kit/appreciation/3-A-FAIRE.docx
@@ -2,13 +2,13 @@
 <file path=word/document.xml><?xml version="1.0" encoding="utf-8"?>
 <w:document xmlns:w="http://schemas.openxmlformats.org/wordprocessingml/2006/main" xmlns:m="http://schemas.openxmlformats.org/officeDocument/2006/math" xmlns:r="http://schemas.openxmlformats.org/officeDocument/2006/relationships" xmlns:o="urn:schemas-microsoft-com:office:office" xmlns:v="urn:schemas-microsoft-com:vml" xmlns:w10="urn:schemas-microsoft-com:office:word" xmlns:a="http://schemas.openxmlformats.org/drawingml/2006/main" xmlns:pic="http://schemas.openxmlformats.org/drawingml/2006/picture" xmlns:wp="http://schemas.openxmlformats.org/drawingml/2006/wordprocessingDrawing">
   <w:body>
-    <w:bookmarkStart w:id="20" w:name="à-faire-dans-lordre"/>
+    <w:bookmarkStart w:id="24" w:name="Xf3081157d34fc38e4772f2871b59279bca769ba"/>
     <w:p>
       <w:pPr>
         <w:pStyle w:val="Heading1"/>
       </w:pPr>
       <w:r>
-        <w:t xml:space="preserve">À faire, dans l’ordre</w:t>
+        <w:t xml:space="preserve">À faire, dans l’ordre — pour tester l’appréciation</w:t>
       </w:r>
     </w:p>
     <w:p>
@@ -16,7 +16,235 @@
         <w:pStyle w:val="FirstParagraph"/>
       </w:pPr>
       <w:r>
-        <w:t xml:space="preserve">Mis à jour le 20 octobre 2026.</w:t>
+        <w:t xml:space="preserve">Mis à jour le 21 octobre 2026.</w:t>
+      </w:r>
+    </w:p>
+    <w:bookmarkStart w:id="20" w:name="où-on-en-est"/>
+    <w:p>
+      <w:pPr>
+        <w:pStyle w:val="Heading2"/>
+      </w:pPr>
+      <w:r>
+        <w:t xml:space="preserve">Où on en est</w:t>
+      </w:r>
+    </w:p>
+    <w:tbl>
+      <w:tblPr>
+        <w:tblStyle w:val="Table"/>
+        <w:tblW w:type="pct" w:w="5000"/>
+        <w:tblLook w:firstRow="1" w:lastRow="0" w:firstColumn="0" w:lastColumn="0" w:noHBand="0" w:noVBand="0" w:val="0020"/>
+        <w:jc w:val="start"/>
+      </w:tblPr>
+      <w:tblGrid>
+        <w:gridCol w:w="3960"/>
+        <w:gridCol w:w="3960"/>
+      </w:tblGrid>
+      <w:tr>
+        <w:trPr>
+          <w:tblHeader w:val="true"/>
+        </w:trPr>
+        <w:tc>
+          <w:tcPr/>
+          <w:p>
+            <w:pPr>
+              <w:pStyle w:val="Compact"/>
+            </w:pPr>
+          </w:p>
+        </w:tc>
+        <w:tc>
+          <w:tcPr/>
+          <w:p>
+            <w:pPr>
+              <w:pStyle w:val="Compact"/>
+              <w:jc w:val="left"/>
+            </w:pPr>
+            <w:r>
+              <w:t xml:space="preserve">État</w:t>
+            </w:r>
+          </w:p>
+        </w:tc>
+      </w:tr>
+      <w:tr>
+        <w:tc>
+          <w:tcPr/>
+          <w:p>
+            <w:pPr>
+              <w:pStyle w:val="Compact"/>
+              <w:jc w:val="left"/>
+            </w:pPr>
+            <w:r>
+              <w:t xml:space="preserve">Application v3.8 (3 formulaires, rôles, mode SharePoint)</w:t>
+            </w:r>
+          </w:p>
+        </w:tc>
+        <w:tc>
+          <w:tcPr/>
+          <w:p>
+            <w:pPr>
+              <w:pStyle w:val="Compact"/>
+              <w:jc w:val="left"/>
+            </w:pPr>
+            <w:r>
+              <w:t xml:space="preserve">✅ Prête et testée de mon côté</w:t>
+            </w:r>
+          </w:p>
+        </w:tc>
+      </w:tr>
+      <w:tr>
+        <w:tc>
+          <w:tcPr/>
+          <w:p>
+            <w:pPr>
+              <w:pStyle w:val="Compact"/>
+              <w:jc w:val="left"/>
+            </w:pPr>
+            <w:r>
+              <w:t xml:space="preserve">Guides (installation, utilisation, flux)</w:t>
+            </w:r>
+          </w:p>
+        </w:tc>
+        <w:tc>
+          <w:tcPr/>
+          <w:p>
+            <w:pPr>
+              <w:pStyle w:val="Compact"/>
+              <w:jc w:val="left"/>
+            </w:pPr>
+            <w:r>
+              <w:t xml:space="preserve">✅ Prêts</w:t>
+            </w:r>
+          </w:p>
+        </w:tc>
+      </w:tr>
+      <w:tr>
+        <w:tc>
+          <w:tcPr/>
+          <w:p>
+            <w:pPr>
+              <w:pStyle w:val="Compact"/>
+              <w:jc w:val="left"/>
+            </w:pPr>
+            <w:r>
+              <w:t xml:space="preserve">Liste Depot_Appreciations</w:t>
+            </w:r>
+          </w:p>
+        </w:tc>
+        <w:tc>
+          <w:tcPr/>
+          <w:p>
+            <w:pPr>
+              <w:pStyle w:val="Compact"/>
+              <w:jc w:val="left"/>
+            </w:pPr>
+            <w:r>
+              <w:t xml:space="preserve">✅ Créée — il manque la colonne « Contenu »</w:t>
+            </w:r>
+          </w:p>
+        </w:tc>
+      </w:tr>
+      <w:tr>
+        <w:tc>
+          <w:tcPr/>
+          <w:p>
+            <w:pPr>
+              <w:pStyle w:val="Compact"/>
+              <w:jc w:val="left"/>
+            </w:pPr>
+            <w:r>
+              <w:t xml:space="preserve">Bibliothèque Dossiers_Appreciations</w:t>
+            </w:r>
+          </w:p>
+        </w:tc>
+        <w:tc>
+          <w:tcPr/>
+          <w:p>
+            <w:pPr>
+              <w:pStyle w:val="Compact"/>
+              <w:jc w:val="left"/>
+            </w:pPr>
+            <w:r>
+              <w:t xml:space="preserve">⬜ À créer</w:t>
+            </w:r>
+          </w:p>
+        </w:tc>
+      </w:tr>
+      <w:tr>
+        <w:tc>
+          <w:tcPr/>
+          <w:p>
+            <w:pPr>
+              <w:pStyle w:val="Compact"/>
+              <w:jc w:val="left"/>
+            </w:pPr>
+            <w:r>
+              <w:t xml:space="preserve">Flux « AC - Traiter un dépôt »</w:t>
+            </w:r>
+          </w:p>
+        </w:tc>
+        <w:tc>
+          <w:tcPr/>
+          <w:p>
+            <w:pPr>
+              <w:pStyle w:val="Compact"/>
+              <w:jc w:val="left"/>
+            </w:pPr>
+            <w:r>
+              <w:t xml:space="preserve">⬜ À construire :</w:t>
+            </w:r>
+            <w:r>
+              <w:t xml:space="preserve"> </w:t>
+            </w:r>
+            <w:r>
+              <w:rPr>
+                <w:bCs/>
+                <w:b/>
+              </w:rPr>
+              <w:t xml:space="preserve">sans lui, on peut tester le formulaire, mais pas le cheminement</w:t>
+            </w:r>
+            <w:r>
+              <w:t xml:space="preserve"> </w:t>
+            </w:r>
+            <w:r>
+              <w:t xml:space="preserve">(courriels, certification, approbations)</w:t>
+            </w:r>
+          </w:p>
+        </w:tc>
+      </w:tr>
+      <w:tr>
+        <w:tc>
+          <w:tcPr/>
+          <w:p>
+            <w:pPr>
+              <w:pStyle w:val="Compact"/>
+              <w:jc w:val="left"/>
+            </w:pPr>
+            <w:r>
+              <w:t xml:space="preserve">Déploiement réel</w:t>
+            </w:r>
+          </w:p>
+        </w:tc>
+        <w:tc>
+          <w:tcPr/>
+          <w:p>
+            <w:pPr>
+              <w:pStyle w:val="Compact"/>
+              <w:jc w:val="left"/>
+            </w:pPr>
+            <w:r>
+              <w:t xml:space="preserve">⬜ Plus tard, après le pilote (phase 2 avec le TI)</w:t>
+            </w:r>
+          </w:p>
+        </w:tc>
+      </w:tr>
+    </w:tbl>
+    <w:bookmarkEnd w:id="20"/>
+    <w:bookmarkStart w:id="21" w:name="X7c0f1dfa4b2f0ce286cbd5c0058bd1137a32b7f"/>
+    <w:p>
+      <w:pPr>
+        <w:pStyle w:val="Heading2"/>
+      </w:pPr>
+      <w:r>
+        <w:t xml:space="preserve">Étape A — Tester le formulaire (30 minutes, aujourd’hui)</w:t>
       </w:r>
     </w:p>
     <w:tbl>
@@ -68,7 +296,7 @@
               <w:jc w:val="left"/>
             </w:pPr>
             <w:r>
-              <w:t xml:space="preserve">Où trouver l’aide</w:t>
+              <w:t xml:space="preserve">Aide</w:t>
             </w:r>
           </w:p>
         </w:tc>
@@ -94,117 +322,7 @@
               <w:jc w:val="left"/>
             </w:pPr>
             <w:r>
-              <w:t xml:space="preserve">1</w:t>
-            </w:r>
-          </w:p>
-        </w:tc>
-        <w:tc>
-          <w:tcPr/>
-          <w:p>
-            <w:pPr>
-              <w:pStyle w:val="Compact"/>
-              <w:jc w:val="left"/>
-            </w:pPr>
-            <w:r>
-              <w:t xml:space="preserve">Créer la liste</w:t>
-            </w:r>
-            <w:r>
-              <w:t xml:space="preserve"> </w:t>
-            </w:r>
-            <w:r>
-              <w:rPr>
-                <w:bCs/>
-                <w:b/>
-              </w:rPr>
-              <w:t xml:space="preserve">Depot_Appreciations</w:t>
-            </w:r>
-          </w:p>
-        </w:tc>
-        <w:tc>
-          <w:tcPr/>
-          <w:p>
-            <w:pPr>
-              <w:pStyle w:val="Compact"/>
-              <w:jc w:val="left"/>
-            </w:pPr>
-            <w:r>
-              <w:t xml:space="preserve">Guide d’installation, section 2</w:t>
-            </w:r>
-          </w:p>
-        </w:tc>
-        <w:tc>
-          <w:tcPr/>
-          <w:p>
-            <w:pPr>
-              <w:pStyle w:val="Compact"/>
-              <w:jc w:val="left"/>
-            </w:pPr>
-            <w:r>
-              <w:t xml:space="preserve">✅ Fait</w:t>
-            </w:r>
-          </w:p>
-        </w:tc>
-      </w:tr>
-      <w:tr>
-        <w:tc>
-          <w:tcPr/>
-          <w:p>
-            <w:pPr>
-              <w:pStyle w:val="Compact"/>
-              <w:jc w:val="left"/>
-            </w:pPr>
-            <w:r>
-              <w:t xml:space="preserve">2</w:t>
-            </w:r>
-          </w:p>
-        </w:tc>
-        <w:tc>
-          <w:tcPr/>
-          <w:p>
-            <w:pPr>
-              <w:pStyle w:val="Compact"/>
-              <w:jc w:val="left"/>
-            </w:pPr>
-            <w:r>
-              <w:t xml:space="preserve">Supprimer l’ancienne liste AppreciationsCadres_Suivi</w:t>
-            </w:r>
-          </w:p>
-        </w:tc>
-        <w:tc>
-          <w:tcPr/>
-          <w:p>
-            <w:pPr>
-              <w:pStyle w:val="Compact"/>
-              <w:jc w:val="left"/>
-            </w:pPr>
-            <w:r>
-              <w:t xml:space="preserve">—</w:t>
-            </w:r>
-          </w:p>
-        </w:tc>
-        <w:tc>
-          <w:tcPr/>
-          <w:p>
-            <w:pPr>
-              <w:pStyle w:val="Compact"/>
-              <w:jc w:val="left"/>
-            </w:pPr>
-            <w:r>
-              <w:t xml:space="preserve">✅ Fait</w:t>
-            </w:r>
-          </w:p>
-        </w:tc>
-      </w:tr>
-      <w:tr>
-        <w:tc>
-          <w:tcPr/>
-          <w:p>
-            <w:pPr>
-              <w:pStyle w:val="Compact"/>
-              <w:jc w:val="left"/>
-            </w:pPr>
-            <w:r>
-              <w:t xml:space="preserve">3</w:t>
+              <w:t xml:space="preserve">A1</w:t>
             </w:r>
           </w:p>
         </w:tc>
@@ -232,7 +350,23 @@
               <w:t xml:space="preserve"> </w:t>
             </w:r>
             <w:r>
-              <w:t xml:space="preserve">(texte brut) à Depot_Appreciations</w:t>
+              <w:t xml:space="preserve">(Plusieurs lignes de texte,</w:t>
+            </w:r>
+            <w:r>
+              <w:t xml:space="preserve"> </w:t>
+            </w:r>
+            <w:r>
+              <w:rPr>
+                <w:bCs/>
+                <w:b/>
+              </w:rPr>
+              <w:t xml:space="preserve">sans</w:t>
+            </w:r>
+            <w:r>
+              <w:t xml:space="preserve"> </w:t>
+            </w:r>
+            <w:r>
+              <w:t xml:space="preserve">texte enrichi) à Depot_Appreciations</w:t>
             </w:r>
           </w:p>
         </w:tc>
@@ -270,7 +404,7 @@
               <w:jc w:val="left"/>
             </w:pPr>
             <w:r>
-              <w:t xml:space="preserve">3 b</w:t>
+              <w:t xml:space="preserve">A2</w:t>
             </w:r>
           </w:p>
         </w:tc>
@@ -294,6 +428,12 @@
               </w:rPr>
               <w:t xml:space="preserve">Dossiers_Appreciations</w:t>
             </w:r>
+            <w:r>
+              <w:t xml:space="preserve"> </w:t>
+            </w:r>
+            <w:r>
+              <w:t xml:space="preserve">et ses 6 colonnes</w:t>
+            </w:r>
           </w:p>
         </w:tc>
         <w:tc>
@@ -330,7 +470,7 @@
               <w:jc w:val="left"/>
             </w:pPr>
             <w:r>
-              <w:t xml:space="preserve">4</w:t>
+              <w:t xml:space="preserve">A3</w:t>
             </w:r>
           </w:p>
         </w:tc>
@@ -395,7 +535,7 @@
               <w:jc w:val="left"/>
             </w:pPr>
             <w:r>
-              <w:t xml:space="preserve">5</w:t>
+              <w:t xml:space="preserve">A4</w:t>
             </w:r>
           </w:p>
         </w:tc>
@@ -423,7 +563,7 @@
               <w:t xml:space="preserve"> </w:t>
             </w:r>
             <w:r>
-              <w:t xml:space="preserve">et</w:t>
+              <w:t xml:space="preserve">(1 à 13) et</w:t>
             </w:r>
             <w:r>
               <w:t xml:space="preserve"> </w:t>
@@ -477,7 +617,7 @@
               <w:jc w:val="left"/>
             </w:pPr>
             <w:r>
-              <w:t xml:space="preserve">6</w:t>
+              <w:t xml:space="preserve">A5</w:t>
             </w:r>
           </w:p>
         </w:tc>
@@ -514,6 +654,83 @@
             </w:pPr>
             <w:r>
               <w:t xml:space="preserve">⬜</w:t>
+            </w:r>
+          </w:p>
+        </w:tc>
+      </w:tr>
+    </w:tbl>
+    <w:bookmarkEnd w:id="21"/>
+    <w:bookmarkStart w:id="22" w:name="Xca0ffc70505ac31d14e8882393a346a6d31f18f"/>
+    <w:p>
+      <w:pPr>
+        <w:pStyle w:val="Heading2"/>
+      </w:pPr>
+      <w:r>
+        <w:t xml:space="preserve">Étape B — Tester le cheminement complet (une demi-journée, puis 1 heure)</w:t>
+      </w:r>
+    </w:p>
+    <w:tbl>
+      <w:tblPr>
+        <w:tblStyle w:val="Table"/>
+        <w:tblW w:type="pct" w:w="5000"/>
+        <w:tblLook w:firstRow="1" w:lastRow="0" w:firstColumn="0" w:lastColumn="0" w:noHBand="0" w:noVBand="0" w:val="0020"/>
+        <w:jc w:val="start"/>
+      </w:tblPr>
+      <w:tblGrid>
+        <w:gridCol w:w="1980"/>
+        <w:gridCol w:w="1980"/>
+        <w:gridCol w:w="1980"/>
+        <w:gridCol w:w="1980"/>
+      </w:tblGrid>
+      <w:tr>
+        <w:trPr>
+          <w:tblHeader w:val="true"/>
+        </w:trPr>
+        <w:tc>
+          <w:tcPr/>
+          <w:p>
+            <w:pPr>
+              <w:pStyle w:val="Compact"/>
+              <w:jc w:val="left"/>
+            </w:pPr>
+            <w:r>
+              <w:t xml:space="preserve">#</w:t>
+            </w:r>
+          </w:p>
+        </w:tc>
+        <w:tc>
+          <w:tcPr/>
+          <w:p>
+            <w:pPr>
+              <w:pStyle w:val="Compact"/>
+              <w:jc w:val="left"/>
+            </w:pPr>
+            <w:r>
+              <w:t xml:space="preserve">Tâche</w:t>
+            </w:r>
+          </w:p>
+        </w:tc>
+        <w:tc>
+          <w:tcPr/>
+          <w:p>
+            <w:pPr>
+              <w:pStyle w:val="Compact"/>
+              <w:jc w:val="left"/>
+            </w:pPr>
+            <w:r>
+              <w:t xml:space="preserve">Aide</w:t>
+            </w:r>
+          </w:p>
+        </w:tc>
+        <w:tc>
+          <w:tcPr/>
+          <w:p>
+            <w:pPr>
+              <w:pStyle w:val="Compact"/>
+              <w:jc w:val="left"/>
+            </w:pPr>
+            <w:r>
+              <w:t xml:space="preserve">État</w:t>
             </w:r>
           </w:p>
         </w:tc>
@@ -527,31 +744,66 @@
               <w:jc w:val="left"/>
             </w:pPr>
             <w:r>
-              <w:t xml:space="preserve">7</w:t>
-            </w:r>
-          </w:p>
-        </w:tc>
-        <w:tc>
-          <w:tcPr/>
-          <w:p>
-            <w:pPr>
-              <w:pStyle w:val="Compact"/>
-              <w:jc w:val="left"/>
-            </w:pPr>
-            <w:r>
-              <w:t xml:space="preserve">Construire ensemble le flux « AC - Traiter un dépôt »</w:t>
-            </w:r>
-          </w:p>
-        </w:tc>
-        <w:tc>
-          <w:tcPr/>
-          <w:p>
-            <w:pPr>
-              <w:pStyle w:val="Compact"/>
-              <w:jc w:val="left"/>
-            </w:pPr>
-            <w:r>
-              <w:t xml:space="preserve">Guide fourni à cette étape</w:t>
+              <w:t xml:space="preserve">B1</w:t>
+            </w:r>
+          </w:p>
+        </w:tc>
+        <w:tc>
+          <w:tcPr/>
+          <w:p>
+            <w:pPr>
+              <w:pStyle w:val="Compact"/>
+              <w:jc w:val="left"/>
+            </w:pPr>
+            <w:r>
+              <w:t xml:space="preserve">Construire le flux</w:t>
+            </w:r>
+            <w:r>
+              <w:t xml:space="preserve"> </w:t>
+            </w:r>
+            <w:r>
+              <w:rPr>
+                <w:bCs/>
+                <w:b/>
+              </w:rPr>
+              <w:t xml:space="preserve">AC - Traiter un dépôt</w:t>
+            </w:r>
+            <w:r>
+              <w:t xml:space="preserve">, avec</w:t>
+            </w:r>
+            <w:r>
+              <w:t xml:space="preserve"> </w:t>
+            </w:r>
+            <w:r>
+              <w:rPr>
+                <w:rStyle w:val="VerbatimChar"/>
+              </w:rPr>
+              <w:t xml:space="preserve">modeTest</w:t>
+            </w:r>
+            <w:r>
+              <w:t xml:space="preserve"> </w:t>
+            </w:r>
+            <w:r>
+              <w:t xml:space="preserve">= true</w:t>
+            </w:r>
+          </w:p>
+        </w:tc>
+        <w:tc>
+          <w:tcPr/>
+          <w:p>
+            <w:pPr>
+              <w:pStyle w:val="Compact"/>
+              <w:jc w:val="left"/>
+            </w:pPr>
+            <w:r>
+              <w:rPr>
+                <w:bCs/>
+                <w:b/>
+              </w:rPr>
+              <w:t xml:space="preserve">5-GUIDE-FLUX-DEPOT</w:t>
+            </w:r>
+            <w:r>
+              <w:t xml:space="preserve">, sections 1 à 8</w:t>
             </w:r>
           </w:p>
         </w:tc>
@@ -577,31 +829,193 @@
               <w:jc w:val="left"/>
             </w:pPr>
             <w:r>
-              <w:t xml:space="preserve">8</w:t>
-            </w:r>
-          </w:p>
-        </w:tc>
-        <w:tc>
-          <w:tcPr/>
-          <w:p>
-            <w:pPr>
-              <w:pStyle w:val="Compact"/>
-              <w:jc w:val="left"/>
-            </w:pPr>
-            <w:r>
-              <w:t xml:space="preserve">Remettre le Guide d’utilisation aux personnes du projet pilote</w:t>
-            </w:r>
-          </w:p>
-        </w:tc>
-        <w:tc>
-          <w:tcPr/>
-          <w:p>
-            <w:pPr>
-              <w:pStyle w:val="Compact"/>
-              <w:jc w:val="left"/>
-            </w:pPr>
-            <w:r>
-              <w:t xml:space="preserve">Guide d’utilisation</w:t>
+              <w:t xml:space="preserve">B2</w:t>
+            </w:r>
+          </w:p>
+        </w:tc>
+        <w:tc>
+          <w:tcPr/>
+          <w:p>
+            <w:pPr>
+              <w:pStyle w:val="Compact"/>
+              <w:jc w:val="left"/>
+            </w:pPr>
+            <w:r>
+              <w:t xml:space="preserve">Jouer les 4 rôles seule, avec des données fictives (tests 1 à 9)</w:t>
+            </w:r>
+          </w:p>
+        </w:tc>
+        <w:tc>
+          <w:tcPr/>
+          <w:p>
+            <w:pPr>
+              <w:pStyle w:val="Compact"/>
+              <w:jc w:val="left"/>
+            </w:pPr>
+            <w:r>
+              <w:t xml:space="preserve">5-GUIDE-FLUX-DEPOT, section 9</w:t>
+            </w:r>
+          </w:p>
+        </w:tc>
+        <w:tc>
+          <w:tcPr/>
+          <w:p>
+            <w:pPr>
+              <w:pStyle w:val="Compact"/>
+              <w:jc w:val="left"/>
+            </w:pPr>
+            <w:r>
+              <w:t xml:space="preserve">⬜</w:t>
+            </w:r>
+          </w:p>
+        </w:tc>
+      </w:tr>
+      <w:tr>
+        <w:tc>
+          <w:tcPr/>
+          <w:p>
+            <w:pPr>
+              <w:pStyle w:val="Compact"/>
+              <w:jc w:val="left"/>
+            </w:pPr>
+            <w:r>
+              <w:t xml:space="preserve">B3</w:t>
+            </w:r>
+          </w:p>
+        </w:tc>
+        <w:tc>
+          <w:tcPr/>
+          <w:p>
+            <w:pPr>
+              <w:pStyle w:val="Compact"/>
+              <w:jc w:val="left"/>
+            </w:pPr>
+            <w:r>
+              <w:t xml:space="preserve">M’envoyer l’historique d’exécution du flux si une étape devient rouge</w:t>
+            </w:r>
+          </w:p>
+        </w:tc>
+        <w:tc>
+          <w:tcPr/>
+          <w:p>
+            <w:pPr>
+              <w:pStyle w:val="Compact"/>
+              <w:jc w:val="left"/>
+            </w:pPr>
+            <w:r>
+              <w:t xml:space="preserve">—</w:t>
+            </w:r>
+          </w:p>
+        </w:tc>
+        <w:tc>
+          <w:tcPr/>
+          <w:p>
+            <w:pPr>
+              <w:pStyle w:val="Compact"/>
+              <w:jc w:val="left"/>
+            </w:pPr>
+            <w:r>
+              <w:t xml:space="preserve">⬜</w:t>
+            </w:r>
+          </w:p>
+        </w:tc>
+      </w:tr>
+      <w:tr>
+        <w:tc>
+          <w:tcPr/>
+          <w:p>
+            <w:pPr>
+              <w:pStyle w:val="Compact"/>
+              <w:jc w:val="left"/>
+            </w:pPr>
+            <w:r>
+              <w:t xml:space="preserve">B4</w:t>
+            </w:r>
+          </w:p>
+        </w:tc>
+        <w:tc>
+          <w:tcPr/>
+          <w:p>
+            <w:pPr>
+              <w:pStyle w:val="Compact"/>
+              <w:jc w:val="left"/>
+            </w:pPr>
+            <w:r>
+              <w:t xml:space="preserve">Pilote avec 2 ou 3 vraies personnes (</w:t>
+            </w:r>
+            <w:r>
+              <w:rPr>
+                <w:rStyle w:val="VerbatimChar"/>
+              </w:rPr>
+              <w:t xml:space="preserve">modeTest</w:t>
+            </w:r>
+            <w:r>
+              <w:t xml:space="preserve"> </w:t>
+            </w:r>
+            <w:r>
+              <w:t xml:space="preserve">= false, données fictives)</w:t>
+            </w:r>
+          </w:p>
+        </w:tc>
+        <w:tc>
+          <w:tcPr/>
+          <w:p>
+            <w:pPr>
+              <w:pStyle w:val="Compact"/>
+              <w:jc w:val="left"/>
+            </w:pPr>
+            <w:r>
+              <w:t xml:space="preserve">5-GUIDE-FLUX-DEPOT, section 9</w:t>
+            </w:r>
+          </w:p>
+        </w:tc>
+        <w:tc>
+          <w:tcPr/>
+          <w:p>
+            <w:pPr>
+              <w:pStyle w:val="Compact"/>
+              <w:jc w:val="left"/>
+            </w:pPr>
+            <w:r>
+              <w:t xml:space="preserve">⬜</w:t>
+            </w:r>
+          </w:p>
+        </w:tc>
+      </w:tr>
+      <w:tr>
+        <w:tc>
+          <w:tcPr/>
+          <w:p>
+            <w:pPr>
+              <w:pStyle w:val="Compact"/>
+              <w:jc w:val="left"/>
+            </w:pPr>
+            <w:r>
+              <w:t xml:space="preserve">B5</w:t>
+            </w:r>
+          </w:p>
+        </w:tc>
+        <w:tc>
+          <w:tcPr/>
+          <w:p>
+            <w:pPr>
+              <w:pStyle w:val="Compact"/>
+              <w:jc w:val="left"/>
+            </w:pPr>
+            <w:r>
+              <w:t xml:space="preserve">Remettre le Guide d’utilisation aux personnes du pilote</w:t>
+            </w:r>
+          </w:p>
+        </w:tc>
+        <w:tc>
+          <w:tcPr/>
+          <w:p>
+            <w:pPr>
+              <w:pStyle w:val="Compact"/>
+              <w:jc w:val="left"/>
+            </w:pPr>
+            <w:r>
+              <w:t xml:space="preserve">2-GUIDE-UTILISATION</w:t>
             </w:r>
           </w:p>
         </w:tc>
@@ -619,6 +1033,24 @@
         </w:tc>
       </w:tr>
     </w:tbl>
+    <w:bookmarkEnd w:id="22"/>
+    <w:bookmarkStart w:id="23" w:name="X564eb1f8fc42d106b38e22683ad173869fb2351"/>
+    <w:p>
+      <w:pPr>
+        <w:pStyle w:val="Heading2"/>
+      </w:pPr>
+      <w:r>
+        <w:t xml:space="preserve">Étape C — Avant le déploiement réel (avec le TI)</w:t>
+      </w:r>
+    </w:p>
+    <w:p>
+      <w:pPr>
+        <w:pStyle w:val="FirstParagraph"/>
+      </w:pPr>
+      <w:r>
+        <w:t xml:space="preserve">Site dédié, compte de service, permissions par dossier, approbation finale avec PDF et archives, journal, tests exigés par l’EFVP (5-GUIDE-FLUX-DEPOT, section 10).</w:t>
+      </w:r>
+    </w:p>
     <w:p>
       <w:pPr>
         <w:pStyle w:val="BodyText"/>
@@ -646,10 +1078,17 @@
         <w:t xml:space="preserve"> </w:t>
       </w:r>
       <w:r>
-        <w:t xml:space="preserve">- virgule gardée dans « suivantes, donnez ».</w:t>
+        <w:t xml:space="preserve">- virgule gardée dans « suivantes, donnez » ;</w:t>
+      </w:r>
+      <w:r>
+        <w:t xml:space="preserve"> </w:t>
+      </w:r>
+      <w:r>
+        <w:t xml:space="preserve">- seule la personne en appréciation choisit le type de poste.</w:t>
       </w:r>
     </w:p>
-    <w:bookmarkEnd w:id="20"/>
+    <w:bookmarkEnd w:id="23"/>
+    <w:bookmarkEnd w:id="24"/>
     <w:sectPr/>
   </w:body>
 </w:document>
